--- a/dashboard/briefs/Global_Macro_Intelligence_Brief_2026.docx
+++ b/dashboard/briefs/Global_Macro_Intelligence_Brief_2026.docx
@@ -126,15 +126,6 @@
         </w:rPr>
         <w:t>Compiled 29 June 2026  ·  Informational analysis — not investment, legal or financial advice.</w:t>
       </w:r>
-    </w:p>
-    <w:p>
-      <w:pPr>
-        <w:pStyle w:val="Normal"/>
-        <w:rPr/>
-      </w:pPr>
-      <w:r>
-        <w:rPr/>
-      </w:r>
       <w:r>
         <w:br w:type="page"/>
       </w:r>
@@ -142,10 +133,9 @@
     <w:p>
       <w:pPr>
         <w:pStyle w:val="Heading1"/>
-        <w:spacing w:before="0" w:after="160"/>
-        <w:rPr/>
-      </w:pPr>
-      <w:bookmarkStart w:id="0" w:name="__RefHeading___Toc2348_1103988893"/>
+        <w:rPr/>
+      </w:pPr>
+      <w:bookmarkStart w:id="0" w:name="__RefHeading___Toc2354_88360745"/>
       <w:bookmarkEnd w:id="0"/>
       <w:r>
         <w:rPr/>
@@ -184,7 +174,7 @@
             </w:rPr>
             <w:fldChar w:fldCharType="separate"/>
           </w:r>
-          <w:hyperlink w:anchor="__RefHeading___Toc2348_1103988893">
+          <w:hyperlink w:anchor="__RefHeading___Toc2354_88360745">
             <w:r>
               <w:rPr>
                 <w:rStyle w:val="IndexLink"/>
@@ -204,7 +194,7 @@
             </w:tabs>
             <w:rPr/>
           </w:pPr>
-          <w:hyperlink w:anchor="__RefHeading___Toc2350_1103988893">
+          <w:hyperlink w:anchor="__RefHeading___Toc2356_88360745">
             <w:r>
               <w:rPr>
                 <w:rStyle w:val="IndexLink"/>
@@ -224,7 +214,7 @@
             </w:tabs>
             <w:rPr/>
           </w:pPr>
-          <w:hyperlink w:anchor="__RefHeading___Toc2352_1103988893">
+          <w:hyperlink w:anchor="__RefHeading___Toc2358_88360745">
             <w:r>
               <w:rPr>
                 <w:rStyle w:val="IndexLink"/>
@@ -244,7 +234,7 @@
             </w:tabs>
             <w:rPr/>
           </w:pPr>
-          <w:hyperlink w:anchor="__RefHeading___Toc2354_1103988893">
+          <w:hyperlink w:anchor="__RefHeading___Toc2360_88360745">
             <w:r>
               <w:rPr>
                 <w:rStyle w:val="IndexLink"/>
@@ -264,7 +254,7 @@
             </w:tabs>
             <w:rPr/>
           </w:pPr>
-          <w:hyperlink w:anchor="__RefHeading___Toc2356_1103988893">
+          <w:hyperlink w:anchor="__RefHeading___Toc2362_88360745">
             <w:r>
               <w:rPr>
                 <w:rStyle w:val="IndexLink"/>
@@ -284,14 +274,14 @@
             </w:tabs>
             <w:rPr/>
           </w:pPr>
-          <w:hyperlink w:anchor="__RefHeading___Toc2358_1103988893">
+          <w:hyperlink w:anchor="__RefHeading___Toc2364_88360745">
             <w:r>
               <w:rPr>
                 <w:rStyle w:val="IndexLink"/>
               </w:rPr>
               <w:t>2. Japan’s $2.3tn bet, the JGB market, and the carry-trade fuse</w:t>
               <w:tab/>
-              <w:t>9</w:t>
+              <w:t>8</w:t>
             </w:r>
           </w:hyperlink>
         </w:p>
@@ -304,14 +294,14 @@
             </w:tabs>
             <w:rPr/>
           </w:pPr>
-          <w:hyperlink w:anchor="__RefHeading___Toc2360_1103988893">
+          <w:hyperlink w:anchor="__RefHeading___Toc2366_88360745">
             <w:r>
               <w:rPr>
                 <w:rStyle w:val="IndexLink"/>
               </w:rPr>
               <w:t>3. Private credit’s quiet $2tn expansion — and its first cracks</w:t>
               <w:tab/>
-              <w:t>12</w:t>
+              <w:t>10</w:t>
             </w:r>
           </w:hyperlink>
         </w:p>
@@ -324,14 +314,14 @@
             </w:tabs>
             <w:rPr/>
           </w:pPr>
-          <w:hyperlink w:anchor="__RefHeading___Toc2362_1103988893">
+          <w:hyperlink w:anchor="__RefHeading___Toc2368_88360745">
             <w:r>
               <w:rPr>
                 <w:rStyle w:val="IndexLink"/>
               </w:rPr>
               <w:t>4. Stablecoins quietly become a pillar — and a fault line — of Treasury demand</w:t>
               <w:tab/>
-              <w:t>15</w:t>
+              <w:t>12</w:t>
             </w:r>
           </w:hyperlink>
         </w:p>
@@ -344,14 +334,14 @@
             </w:tabs>
             <w:rPr/>
           </w:pPr>
-          <w:hyperlink w:anchor="__RefHeading___Toc2364_1103988893">
+          <w:hyperlink w:anchor="__RefHeading___Toc2370_88360745">
             <w:r>
               <w:rPr>
                 <w:rStyle w:val="IndexLink"/>
               </w:rPr>
               <w:t>5. Clearinghouses: the financial system’s hidden single point of failure</w:t>
               <w:tab/>
-              <w:t>18</w:t>
+              <w:t>14</w:t>
             </w:r>
           </w:hyperlink>
         </w:p>
@@ -364,14 +354,14 @@
             </w:tabs>
             <w:rPr/>
           </w:pPr>
-          <w:hyperlink w:anchor="__RefHeading___Toc2366_1103988893">
+          <w:hyperlink w:anchor="__RefHeading___Toc2372_88360745">
             <w:r>
               <w:rPr>
                 <w:rStyle w:val="IndexLink"/>
               </w:rPr>
               <w:t>Section 2 — Credit, Consumers &amp; Valuations</w:t>
               <w:tab/>
-              <w:t>22</w:t>
+              <w:t>17</w:t>
             </w:r>
           </w:hyperlink>
         </w:p>
@@ -384,14 +374,14 @@
             </w:tabs>
             <w:rPr/>
           </w:pPr>
-          <w:hyperlink w:anchor="__RefHeading___Toc2368_1103988893">
+          <w:hyperlink w:anchor="__RefHeading___Toc2374_88360745">
             <w:r>
               <w:rPr>
                 <w:rStyle w:val="IndexLink"/>
               </w:rPr>
               <w:t>6. The AI build-out’s circular money machine</w:t>
               <w:tab/>
-              <w:t>23</w:t>
+              <w:t>18</w:t>
             </w:r>
           </w:hyperlink>
         </w:p>
@@ -404,14 +394,14 @@
             </w:tabs>
             <w:rPr/>
           </w:pPr>
-          <w:hyperlink w:anchor="__RefHeading___Toc2370_1103988893">
+          <w:hyperlink w:anchor="__RefHeading___Toc2376_88360745">
             <w:r>
               <w:rPr>
                 <w:rStyle w:val="IndexLink"/>
               </w:rPr>
               <w:t>7. The commercial real-estate “maturity wall” and your regional bank</w:t>
               <w:tab/>
-              <w:t>26</w:t>
+              <w:t>20</w:t>
             </w:r>
           </w:hyperlink>
         </w:p>
@@ -424,14 +414,14 @@
             </w:tabs>
             <w:rPr/>
           </w:pPr>
-          <w:hyperlink w:anchor="__RefHeading___Toc2372_1103988893">
+          <w:hyperlink w:anchor="__RefHeading___Toc2378_88360745">
             <w:r>
               <w:rPr>
                 <w:rStyle w:val="IndexLink"/>
               </w:rPr>
               <w:t>8. The hidden consumer-debt squeeze: subprime cars and “phantom” instalments</w:t>
               <w:tab/>
-              <w:t>29</w:t>
+              <w:t>22</w:t>
             </w:r>
           </w:hyperlink>
         </w:p>
@@ -444,14 +434,14 @@
             </w:tabs>
             <w:rPr/>
           </w:pPr>
-          <w:hyperlink w:anchor="__RefHeading___Toc2374_1103988893">
+          <w:hyperlink w:anchor="__RefHeading___Toc2380_88360745">
             <w:r>
               <w:rPr>
                 <w:rStyle w:val="IndexLink"/>
               </w:rPr>
               <w:t>9. The quiet retreat of insurance — and why it threatens your home’s value</w:t>
               <w:tab/>
-              <w:t>33</w:t>
+              <w:t>25</w:t>
             </w:r>
           </w:hyperlink>
         </w:p>
@@ -464,14 +454,14 @@
             </w:tabs>
             <w:rPr/>
           </w:pPr>
-          <w:hyperlink w:anchor="__RefHeading___Toc2376_1103988893">
+          <w:hyperlink w:anchor="__RefHeading___Toc2382_88360745">
             <w:r>
               <w:rPr>
                 <w:rStyle w:val="IndexLink"/>
               </w:rPr>
               <w:t>Section 3 — Sovereigns &amp; the Monetary Order</w:t>
               <w:tab/>
-              <w:t>37</w:t>
+              <w:t>28</w:t>
             </w:r>
           </w:hyperlink>
         </w:p>
@@ -484,14 +474,14 @@
             </w:tabs>
             <w:rPr/>
           </w:pPr>
-          <w:hyperlink w:anchor="__RefHeading___Toc2378_1103988893">
+          <w:hyperlink w:anchor="__RefHeading___Toc2384_88360745">
             <w:r>
               <w:rPr>
                 <w:rStyle w:val="IndexLink"/>
               </w:rPr>
               <w:t>10. The silent debt crisis in the developing world</w:t>
               <w:tab/>
-              <w:t>38</w:t>
+              <w:t>29</w:t>
             </w:r>
           </w:hyperlink>
         </w:p>
@@ -504,14 +494,14 @@
             </w:tabs>
             <w:rPr/>
           </w:pPr>
-          <w:hyperlink w:anchor="__RefHeading___Toc2380_1103988893">
+          <w:hyperlink w:anchor="__RefHeading___Toc2386_88360745">
             <w:r>
               <w:rPr>
                 <w:rStyle w:val="IndexLink"/>
               </w:rPr>
               <w:t>11. France: the eurozone’s quiet structural fault line</w:t>
               <w:tab/>
-              <w:t>41</w:t>
+              <w:t>31</w:t>
             </w:r>
           </w:hyperlink>
         </w:p>
@@ -524,14 +514,14 @@
             </w:tabs>
             <w:rPr/>
           </w:pPr>
-          <w:hyperlink w:anchor="__RefHeading___Toc2382_1103988893">
+          <w:hyperlink w:anchor="__RefHeading___Toc2388_88360745">
             <w:r>
               <w:rPr>
                 <w:rStyle w:val="IndexLink"/>
               </w:rPr>
               <w:t>12. Central banks are quietly buying gold and trimming the dollar</w:t>
               <w:tab/>
-              <w:t>44</w:t>
+              <w:t>33</w:t>
             </w:r>
           </w:hyperlink>
         </w:p>
@@ -544,14 +534,14 @@
             </w:tabs>
             <w:rPr/>
           </w:pPr>
-          <w:hyperlink w:anchor="__RefHeading___Toc2384_1103988893">
+          <w:hyperlink w:anchor="__RefHeading___Toc2390_88360745">
             <w:r>
               <w:rPr>
                 <w:rStyle w:val="IndexLink"/>
               </w:rPr>
               <w:t>13. The retirement math nobody wants to say out loud</w:t>
               <w:tab/>
-              <w:t>47</w:t>
+              <w:t>35</w:t>
             </w:r>
           </w:hyperlink>
         </w:p>
@@ -564,14 +554,14 @@
             </w:tabs>
             <w:rPr/>
           </w:pPr>
-          <w:hyperlink w:anchor="__RefHeading___Toc2386_1103988893">
+          <w:hyperlink w:anchor="__RefHeading___Toc2392_88360745">
             <w:r>
               <w:rPr>
                 <w:rStyle w:val="IndexLink"/>
               </w:rPr>
               <w:t>Section 4 — Geoeconomics &amp; Trade Weapons</w:t>
               <w:tab/>
-              <w:t>51</w:t>
+              <w:t>38</w:t>
             </w:r>
           </w:hyperlink>
         </w:p>
@@ -584,14 +574,14 @@
             </w:tabs>
             <w:rPr/>
           </w:pPr>
-          <w:hyperlink w:anchor="__RefHeading___Toc2388_1103988893">
+          <w:hyperlink w:anchor="__RefHeading___Toc2394_88360745">
             <w:r>
               <w:rPr>
                 <w:rStyle w:val="IndexLink"/>
               </w:rPr>
               <w:t>14. China is exporting its deflation — the global transmission nobody frames clearly</w:t>
               <w:tab/>
-              <w:t>52</w:t>
+              <w:t>39</w:t>
             </w:r>
           </w:hyperlink>
         </w:p>
@@ -604,14 +594,14 @@
             </w:tabs>
             <w:rPr/>
           </w:pPr>
-          <w:hyperlink w:anchor="__RefHeading___Toc2390_1103988893">
+          <w:hyperlink w:anchor="__RefHeading___Toc2396_88360745">
             <w:r>
               <w:rPr>
                 <w:rStyle w:val="IndexLink"/>
               </w:rPr>
               <w:t>15. Critical minerals as a weapon: “availability is not access”</w:t>
               <w:tab/>
-              <w:t>55</w:t>
+              <w:t>41</w:t>
             </w:r>
           </w:hyperlink>
         </w:p>
@@ -624,14 +614,14 @@
             </w:tabs>
             <w:rPr/>
           </w:pPr>
-          <w:hyperlink w:anchor="__RefHeading___Toc2392_1103988893">
+          <w:hyperlink w:anchor="__RefHeading___Toc2398_88360745">
             <w:r>
               <w:rPr>
                 <w:rStyle w:val="IndexLink"/>
               </w:rPr>
               <w:t>16. The lithography chokepoint: one machine the whole digital world needs</w:t>
               <w:tab/>
-              <w:t>58</w:t>
+              <w:t>43</w:t>
             </w:r>
           </w:hyperlink>
         </w:p>
@@ -644,14 +634,14 @@
             </w:tabs>
             <w:rPr/>
           </w:pPr>
-          <w:hyperlink w:anchor="__RefHeading___Toc2394_1103988893">
+          <w:hyperlink w:anchor="__RefHeading___Toc2400_88360745">
             <w:r>
               <w:rPr>
                 <w:rStyle w:val="IndexLink"/>
               </w:rPr>
               <w:t>17. Sea lanes and undersea cables: the physical arteries of globalization</w:t>
               <w:tab/>
-              <w:t>62</w:t>
+              <w:t>45</w:t>
             </w:r>
           </w:hyperlink>
         </w:p>
@@ -664,14 +654,14 @@
             </w:tabs>
             <w:rPr/>
           </w:pPr>
-          <w:hyperlink w:anchor="__RefHeading___Toc2396_1103988893">
+          <w:hyperlink w:anchor="__RefHeading___Toc2402_88360745">
             <w:r>
               <w:rPr>
                 <w:rStyle w:val="IndexLink"/>
               </w:rPr>
               <w:t>Section 5 — Physical &amp; Resource Limits</w:t>
               <w:tab/>
-              <w:t>66</w:t>
+              <w:t>48</w:t>
             </w:r>
           </w:hyperlink>
         </w:p>
@@ -684,14 +674,14 @@
             </w:tabs>
             <w:rPr/>
           </w:pPr>
-          <w:hyperlink w:anchor="__RefHeading___Toc2398_1103988893">
+          <w:hyperlink w:anchor="__RefHeading___Toc2404_88360745">
             <w:r>
               <w:rPr>
                 <w:rStyle w:val="IndexLink"/>
               </w:rPr>
               <w:t>18. AI’s power problem: the grid is the new bottleneck</w:t>
               <w:tab/>
-              <w:t>67</w:t>
+              <w:t>49</w:t>
             </w:r>
           </w:hyperlink>
         </w:p>
@@ -704,14 +694,14 @@
             </w:tabs>
             <w:rPr/>
           </w:pPr>
-          <w:hyperlink w:anchor="__RefHeading___Toc2400_1103988893">
+          <w:hyperlink w:anchor="__RefHeading___Toc2406_88360745">
             <w:r>
               <w:rPr>
                 <w:rStyle w:val="IndexLink"/>
               </w:rPr>
               <w:t>19. Copper: the metal the electric future can’t do without</w:t>
               <w:tab/>
-              <w:t>71</w:t>
+              <w:t>52</w:t>
             </w:r>
           </w:hyperlink>
         </w:p>
@@ -724,14 +714,14 @@
             </w:tabs>
             <w:rPr/>
           </w:pPr>
-          <w:hyperlink w:anchor="__RefHeading___Toc2402_1103988893">
+          <w:hyperlink w:anchor="__RefHeading___Toc2408_88360745">
             <w:r>
               <w:rPr>
                 <w:rStyle w:val="IndexLink"/>
               </w:rPr>
               <w:t>20. Water: the economy’s most underpriced input</w:t>
               <w:tab/>
-              <w:t>74</w:t>
+              <w:t>54</w:t>
             </w:r>
           </w:hyperlink>
         </w:p>
@@ -744,14 +734,14 @@
             </w:tabs>
             <w:rPr/>
           </w:pPr>
-          <w:hyperlink w:anchor="__RefHeading___Toc2404_1103988893">
+          <w:hyperlink w:anchor="__RefHeading___Toc2410_88360745">
             <w:r>
               <w:rPr>
                 <w:rStyle w:val="IndexLink"/>
               </w:rPr>
               <w:t>21. Food and fertilizer: a concentrated, fragile system</w:t>
               <w:tab/>
-              <w:t>77</w:t>
+              <w:t>56</w:t>
             </w:r>
           </w:hyperlink>
         </w:p>
@@ -764,14 +754,14 @@
             </w:tabs>
             <w:rPr/>
           </w:pPr>
-          <w:hyperlink w:anchor="__RefHeading___Toc2406_1103988893">
+          <w:hyperlink w:anchor="__RefHeading___Toc2412_88360745">
             <w:r>
               <w:rPr>
                 <w:rStyle w:val="IndexLink"/>
               </w:rPr>
               <w:t>Pattern analysis: how the five mechanisms interlock</w:t>
               <w:tab/>
-              <w:t>81</w:t>
+              <w:t>59</w:t>
             </w:r>
           </w:hyperlink>
         </w:p>
@@ -784,14 +774,14 @@
             </w:tabs>
             <w:rPr/>
           </w:pPr>
-          <w:hyperlink w:anchor="__RefHeading___Toc2408_1103988893">
+          <w:hyperlink w:anchor="__RefHeading___Toc2414_88360745">
             <w:r>
               <w:rPr>
                 <w:rStyle w:val="IndexLink"/>
               </w:rPr>
               <w:t>Master watchlist</w:t>
               <w:tab/>
-              <w:t>82</w:t>
+              <w:t>60</w:t>
             </w:r>
           </w:hyperlink>
         </w:p>
@@ -804,14 +794,14 @@
             </w:tabs>
             <w:rPr/>
           </w:pPr>
-          <w:hyperlink w:anchor="__RefHeading___Toc2410_1103988893">
+          <w:hyperlink w:anchor="__RefHeading___Toc2416_88360745">
             <w:r>
               <w:rPr>
                 <w:rStyle w:val="IndexLink"/>
               </w:rPr>
               <w:t>Confidence, caveats and what could make this wrong</w:t>
               <w:tab/>
-              <w:t>84</w:t>
+              <w:t>62</w:t>
             </w:r>
           </w:hyperlink>
         </w:p>
@@ -824,14 +814,14 @@
             </w:tabs>
             <w:rPr/>
           </w:pPr>
-          <w:hyperlink w:anchor="__RefHeading___Toc2412_1103988893">
+          <w:hyperlink w:anchor="__RefHeading___Toc2418_88360745">
             <w:r>
               <w:rPr>
                 <w:rStyle w:val="IndexLink"/>
               </w:rPr>
               <w:t>Plain-language glossary</w:t>
               <w:tab/>
-              <w:t>85</w:t>
+              <w:t>63</w:t>
             </w:r>
           </w:hyperlink>
         </w:p>
@@ -844,14 +834,14 @@
             </w:tabs>
             <w:rPr/>
           </w:pPr>
-          <w:hyperlink w:anchor="__RefHeading___Toc2414_1103988893">
+          <w:hyperlink w:anchor="__RefHeading___Toc2420_88360745">
             <w:r>
               <w:rPr>
                 <w:rStyle w:val="IndexLink"/>
               </w:rPr>
               <w:t>Sources</w:t>
               <w:tab/>
-              <w:t>86</w:t>
+              <w:t>64</w:t>
             </w:r>
           </w:hyperlink>
           <w:r>
@@ -871,15 +861,6 @@
       <w:r>
         <w:rPr/>
       </w:r>
-    </w:p>
-    <w:p>
-      <w:pPr>
-        <w:pStyle w:val="Normal"/>
-        <w:rPr/>
-      </w:pPr>
-      <w:r>
-        <w:rPr/>
-      </w:r>
       <w:r>
         <w:br w:type="page"/>
       </w:r>
@@ -887,10 +868,9 @@
     <w:p>
       <w:pPr>
         <w:pStyle w:val="Heading1"/>
-        <w:spacing w:before="0" w:after="160"/>
-        <w:rPr/>
-      </w:pPr>
-      <w:bookmarkStart w:id="1" w:name="__RefHeading___Toc2350_1103988893"/>
+        <w:rPr/>
+      </w:pPr>
+      <w:bookmarkStart w:id="1" w:name="__RefHeading___Toc2356_88360745"/>
       <w:bookmarkEnd w:id="1"/>
       <w:r>
         <w:rPr/>
@@ -1050,15 +1030,6 @@
         <w:rPr/>
         <w:t>a forward projection, not a present fact.</w:t>
       </w:r>
-    </w:p>
-    <w:p>
-      <w:pPr>
-        <w:pStyle w:val="Normal"/>
-        <w:rPr/>
-      </w:pPr>
-      <w:r>
-        <w:rPr/>
-      </w:r>
       <w:r>
         <w:br w:type="page"/>
       </w:r>
@@ -1066,10 +1037,9 @@
     <w:p>
       <w:pPr>
         <w:pStyle w:val="Heading1"/>
-        <w:spacing w:before="0" w:after="160"/>
-        <w:rPr/>
-      </w:pPr>
-      <w:bookmarkStart w:id="2" w:name="__RefHeading___Toc2352_1103988893"/>
+        <w:rPr/>
+      </w:pPr>
+      <w:bookmarkStart w:id="2" w:name="__RefHeading___Toc2358_88360745"/>
       <w:bookmarkEnd w:id="2"/>
       <w:r>
         <w:rPr/>
@@ -1451,15 +1421,6 @@
         <w:rPr/>
         <w:t>21. Food and fertilizer: a concentrated, fragile system  —  6/10 (Elevated)</w:t>
       </w:r>
-    </w:p>
-    <w:p>
-      <w:pPr>
-        <w:pStyle w:val="Normal"/>
-        <w:rPr/>
-      </w:pPr>
-      <w:r>
-        <w:rPr/>
-      </w:r>
       <w:r>
         <w:br w:type="page"/>
       </w:r>
@@ -1467,10 +1428,9 @@
     <w:p>
       <w:pPr>
         <w:pStyle w:val="Heading1"/>
-        <w:spacing w:before="0" w:after="160"/>
-        <w:rPr/>
-      </w:pPr>
-      <w:bookmarkStart w:id="3" w:name="__RefHeading___Toc2354_1103988893"/>
+        <w:rPr/>
+      </w:pPr>
+      <w:bookmarkStart w:id="3" w:name="__RefHeading___Toc2360_88360745"/>
       <w:bookmarkEnd w:id="3"/>
       <w:r>
         <w:rPr/>
@@ -1498,15 +1458,6 @@
         <w:rPr/>
         <w:t>The basis trade and the clearinghouses are mechanically linked: the same Treasury positions that hedge funds finance overnight in repo are the ones moving into central clearing, so a margin spiral in one is a margin spiral in the other. Japan's carry trade and stablecoins are the cross-border and crypto-native versions of the same bet — borrow cheap and short, hold something longer, and hope the funding rolls. Private credit is the slow-motion cousin: less liquid and less marked-to-market, but levered against the same business cashflows. What ties the set together is reflexivity — a shock to funding costs forces selling that worsens the very prices that triggered it. This is the part of the system that broke in March 2020, and that the post-crisis clearing reforms are racing to contain before it breaks again.</w:t>
       </w:r>
-    </w:p>
-    <w:p>
-      <w:pPr>
-        <w:pStyle w:val="Normal"/>
-        <w:rPr/>
-      </w:pPr>
-      <w:r>
-        <w:rPr/>
-      </w:r>
       <w:r>
         <w:br w:type="page"/>
       </w:r>
@@ -1514,10 +1465,9 @@
     <w:p>
       <w:pPr>
         <w:pStyle w:val="Heading2"/>
-        <w:spacing w:before="0" w:after="130"/>
-        <w:rPr/>
-      </w:pPr>
-      <w:bookmarkStart w:id="4" w:name="__RefHeading___Toc2356_1103988893"/>
+        <w:rPr/>
+      </w:pPr>
+      <w:bookmarkStart w:id="4" w:name="__RefHeading___Toc2362_88360745"/>
       <w:bookmarkEnd w:id="4"/>
       <w:r>
         <w:rPr/>
@@ -2422,39 +2372,16 @@
         <w:rPr/>
         <w:t>Form PF and OFR repo data showing whether leverage and zero-haircut share keep rising.</w:t>
       </w:r>
-    </w:p>
-    <w:p>
-      <w:pPr>
-        <w:pStyle w:val="Normal"/>
-        <w:rPr/>
-      </w:pPr>
-      <w:r>
-        <w:rPr/>
-      </w:r>
       <w:r>
         <w:br w:type="page"/>
       </w:r>
     </w:p>
     <w:p>
       <w:pPr>
-        <w:pStyle w:val="Normal"/>
-        <w:spacing w:before="0" w:after="0"/>
-        <w:rPr/>
-      </w:pPr>
-      <w:r>
-        <w:rPr/>
-      </w:r>
-      <w:r>
-        <w:br w:type="page"/>
-      </w:r>
-    </w:p>
-    <w:p>
-      <w:pPr>
         <w:pStyle w:val="Heading2"/>
-        <w:spacing w:before="0" w:after="130"/>
-        <w:rPr/>
-      </w:pPr>
-      <w:bookmarkStart w:id="5" w:name="__RefHeading___Toc2358_1103988893"/>
+        <w:rPr/>
+      </w:pPr>
+      <w:bookmarkStart w:id="5" w:name="__RefHeading___Toc2364_88360745"/>
       <w:bookmarkEnd w:id="5"/>
       <w:r>
         <w:rPr/>
@@ -3359,39 +3286,16 @@
         <w:rPr/>
         <w:t>Life-insurer disclosures and FSA findings on unrealised bond losses.</w:t>
       </w:r>
-    </w:p>
-    <w:p>
-      <w:pPr>
-        <w:pStyle w:val="Normal"/>
-        <w:rPr/>
-      </w:pPr>
-      <w:r>
-        <w:rPr/>
-      </w:r>
       <w:r>
         <w:br w:type="page"/>
       </w:r>
     </w:p>
     <w:p>
       <w:pPr>
-        <w:pStyle w:val="Normal"/>
-        <w:spacing w:before="0" w:after="0"/>
-        <w:rPr/>
-      </w:pPr>
-      <w:r>
-        <w:rPr/>
-      </w:r>
-      <w:r>
-        <w:br w:type="page"/>
-      </w:r>
-    </w:p>
-    <w:p>
-      <w:pPr>
         <w:pStyle w:val="Heading2"/>
-        <w:spacing w:before="0" w:after="130"/>
-        <w:rPr/>
-      </w:pPr>
-      <w:bookmarkStart w:id="6" w:name="__RefHeading___Toc2360_1103988893"/>
+        <w:rPr/>
+      </w:pPr>
+      <w:bookmarkStart w:id="6" w:name="__RefHeading___Toc2366_88360745"/>
       <w:bookmarkEnd w:id="6"/>
       <w:r>
         <w:rPr/>
@@ -4282,39 +4186,16 @@
         <w:rPr/>
         <w:t>Disclosures on PE-owned insurers’ private-credit concentration: the channel into retirement assets.</w:t>
       </w:r>
-    </w:p>
-    <w:p>
-      <w:pPr>
-        <w:pStyle w:val="Normal"/>
-        <w:rPr/>
-      </w:pPr>
-      <w:r>
-        <w:rPr/>
-      </w:r>
       <w:r>
         <w:br w:type="page"/>
       </w:r>
     </w:p>
     <w:p>
       <w:pPr>
-        <w:pStyle w:val="Normal"/>
-        <w:spacing w:before="0" w:after="0"/>
-        <w:rPr/>
-      </w:pPr>
-      <w:r>
-        <w:rPr/>
-      </w:r>
-      <w:r>
-        <w:br w:type="page"/>
-      </w:r>
-    </w:p>
-    <w:p>
-      <w:pPr>
         <w:pStyle w:val="Heading2"/>
-        <w:spacing w:before="0" w:after="130"/>
-        <w:rPr/>
-      </w:pPr>
-      <w:bookmarkStart w:id="7" w:name="__RefHeading___Toc2362_1103988893"/>
+        <w:rPr/>
+      </w:pPr>
+      <w:bookmarkStart w:id="7" w:name="__RefHeading___Toc2368_88360745"/>
       <w:bookmarkEnd w:id="7"/>
       <w:r>
         <w:rPr/>
@@ -5188,39 +5069,16 @@
         <w:rPr/>
         <w:t>Concentration: how few issuers dominate, and whether non-financial firms enter via loopholes.</w:t>
       </w:r>
-    </w:p>
-    <w:p>
-      <w:pPr>
-        <w:pStyle w:val="Normal"/>
-        <w:rPr/>
-      </w:pPr>
-      <w:r>
-        <w:rPr/>
-      </w:r>
       <w:r>
         <w:br w:type="page"/>
       </w:r>
     </w:p>
     <w:p>
       <w:pPr>
-        <w:pStyle w:val="Normal"/>
-        <w:spacing w:before="0" w:after="0"/>
-        <w:rPr/>
-      </w:pPr>
-      <w:r>
-        <w:rPr/>
-      </w:r>
-      <w:r>
-        <w:br w:type="page"/>
-      </w:r>
-    </w:p>
-    <w:p>
-      <w:pPr>
         <w:pStyle w:val="Heading2"/>
-        <w:spacing w:before="0" w:after="130"/>
-        <w:rPr/>
-      </w:pPr>
-      <w:bookmarkStart w:id="8" w:name="__RefHeading___Toc2364_1103988893"/>
+        <w:rPr/>
+      </w:pPr>
+      <w:bookmarkStart w:id="8" w:name="__RefHeading___Toc2370_88360745"/>
       <w:bookmarkEnd w:id="8"/>
       <w:r>
         <w:rPr/>
@@ -6144,27 +6002,42 @@
         <w:rPr/>
         <w:t>Any large clearing-member distress — the most direct failure path.</w:t>
       </w:r>
-    </w:p>
-    <w:p>
-      <w:pPr>
-        <w:pStyle w:val="Normal"/>
-        <w:rPr/>
-      </w:pPr>
-      <w:r>
-        <w:rPr/>
-      </w:r>
       <w:r>
         <w:br w:type="page"/>
       </w:r>
     </w:p>
     <w:p>
       <w:pPr>
-        <w:pStyle w:val="Normal"/>
-        <w:spacing w:before="0" w:after="0"/>
-        <w:rPr/>
-      </w:pPr>
-      <w:r>
-        <w:rPr/>
+        <w:pStyle w:val="Heading1"/>
+        <w:rPr/>
+      </w:pPr>
+      <w:bookmarkStart w:id="9" w:name="__RefHeading___Toc2372_88360745"/>
+      <w:bookmarkEnd w:id="9"/>
+      <w:r>
+        <w:rPr/>
+        <w:t>Section 2 — Credit, Consumers &amp; Valuations</w:t>
+      </w:r>
+    </w:p>
+    <w:p>
+      <w:pPr>
+        <w:pStyle w:val="Normal"/>
+        <w:spacing w:lineRule="exact" w:line="276" w:before="0" w:after="140"/>
+        <w:rPr/>
+      </w:pPr>
+      <w:r>
+        <w:rPr/>
+        <w:t>If the previous section is about how fast money can leave, this one is about whether the underlying loans and asset values were ever worth what the books say. The AI build-out's circular financing, the commercial-real-estate maturity wall, the hidden consumer-debt squeeze, and the quiet retreat of insurance are all stories of deferred recognition — losses or risks that exist now but have not been booked yet.</w:t>
+      </w:r>
+    </w:p>
+    <w:p>
+      <w:pPr>
+        <w:pStyle w:val="Normal"/>
+        <w:spacing w:lineRule="exact" w:line="276" w:before="0" w:after="140"/>
+        <w:rPr/>
+      </w:pPr>
+      <w:r>
+        <w:rPr/>
+        <w:t>The common thread is the gap between mark and reality: AI infrastructure financed against revenue not yet earned; office buildings carried near par that must refinance at double the rate; households whose buy-now-pay-later and subprime balances do not show up in headline credit stats; and homes whose insurability — and therefore value — is silently eroding as insurers withdraw. Each can extend for years on 'extend and pretend.' Each resolves the same way: when refinancing or repricing finally forces the mark to meet reality, the loss arrives all at once. These stories also feed the section before them — a credit shock here is exactly the kind of volatility spike that detonates the leverage there.</w:t>
       </w:r>
       <w:r>
         <w:br w:type="page"/>
@@ -6172,58 +6045,10 @@
     </w:p>
     <w:p>
       <w:pPr>
-        <w:pStyle w:val="Heading1"/>
-        <w:spacing w:before="0" w:after="160"/>
-        <w:rPr/>
-      </w:pPr>
-      <w:bookmarkStart w:id="9" w:name="__RefHeading___Toc2366_1103988893"/>
-      <w:bookmarkEnd w:id="9"/>
-      <w:r>
-        <w:rPr/>
-        <w:t>Section 2 — Credit, Consumers &amp; Valuations</w:t>
-      </w:r>
-    </w:p>
-    <w:p>
-      <w:pPr>
-        <w:pStyle w:val="Normal"/>
-        <w:spacing w:lineRule="exact" w:line="276" w:before="0" w:after="140"/>
-        <w:rPr/>
-      </w:pPr>
-      <w:r>
-        <w:rPr/>
-        <w:t>If the previous section is about how fast money can leave, this one is about whether the underlying loans and asset values were ever worth what the books say. The AI build-out's circular financing, the commercial-real-estate maturity wall, the hidden consumer-debt squeeze, and the quiet retreat of insurance are all stories of deferred recognition — losses or risks that exist now but have not been booked yet.</w:t>
-      </w:r>
-    </w:p>
-    <w:p>
-      <w:pPr>
-        <w:pStyle w:val="Normal"/>
-        <w:spacing w:lineRule="exact" w:line="276" w:before="0" w:after="140"/>
-        <w:rPr/>
-      </w:pPr>
-      <w:r>
-        <w:rPr/>
-        <w:t>The common thread is the gap between mark and reality: AI infrastructure financed against revenue not yet earned; office buildings carried near par that must refinance at double the rate; households whose buy-now-pay-later and subprime balances do not show up in headline credit stats; and homes whose insurability — and therefore value — is silently eroding as insurers withdraw. Each can extend for years on 'extend and pretend.' Each resolves the same way: when refinancing or repricing finally forces the mark to meet reality, the loss arrives all at once. These stories also feed the section before them — a credit shock here is exactly the kind of volatility spike that detonates the leverage there.</w:t>
-      </w:r>
-    </w:p>
-    <w:p>
-      <w:pPr>
-        <w:pStyle w:val="Normal"/>
-        <w:rPr/>
-      </w:pPr>
-      <w:r>
-        <w:rPr/>
-      </w:r>
-      <w:r>
-        <w:br w:type="page"/>
-      </w:r>
-    </w:p>
-    <w:p>
-      <w:pPr>
         <w:pStyle w:val="Heading2"/>
-        <w:spacing w:before="0" w:after="130"/>
-        <w:rPr/>
-      </w:pPr>
-      <w:bookmarkStart w:id="10" w:name="__RefHeading___Toc2368_1103988893"/>
+        <w:rPr/>
+      </w:pPr>
+      <w:bookmarkStart w:id="10" w:name="__RefHeading___Toc2374_88360745"/>
       <w:bookmarkEnd w:id="10"/>
       <w:r>
         <w:rPr/>
@@ -7150,39 +6975,16 @@
         <w:rPr/>
         <w:t>GPU-backed debt maturities in 2026–2027 and refinancing terms.</w:t>
       </w:r>
-    </w:p>
-    <w:p>
-      <w:pPr>
-        <w:pStyle w:val="Normal"/>
-        <w:rPr/>
-      </w:pPr>
-      <w:r>
-        <w:rPr/>
-      </w:r>
       <w:r>
         <w:br w:type="page"/>
       </w:r>
     </w:p>
     <w:p>
       <w:pPr>
-        <w:pStyle w:val="Normal"/>
-        <w:spacing w:before="0" w:after="0"/>
-        <w:rPr/>
-      </w:pPr>
-      <w:r>
-        <w:rPr/>
-      </w:r>
-      <w:r>
-        <w:br w:type="page"/>
-      </w:r>
-    </w:p>
-    <w:p>
-      <w:pPr>
         <w:pStyle w:val="Heading2"/>
-        <w:spacing w:before="0" w:after="130"/>
-        <w:rPr/>
-      </w:pPr>
-      <w:bookmarkStart w:id="11" w:name="__RefHeading___Toc2370_1103988893"/>
+        <w:rPr/>
+      </w:pPr>
+      <w:bookmarkStart w:id="11" w:name="__RefHeading___Toc2376_88360745"/>
       <w:bookmarkEnd w:id="11"/>
       <w:r>
         <w:rPr/>
@@ -8091,39 +7893,16 @@
         <w:rPr/>
         <w:t>Private-credit appetite to refinance maturing CRE — the relief valve.</w:t>
       </w:r>
-    </w:p>
-    <w:p>
-      <w:pPr>
-        <w:pStyle w:val="Normal"/>
-        <w:rPr/>
-      </w:pPr>
-      <w:r>
-        <w:rPr/>
-      </w:r>
       <w:r>
         <w:br w:type="page"/>
       </w:r>
     </w:p>
     <w:p>
       <w:pPr>
-        <w:pStyle w:val="Normal"/>
-        <w:spacing w:before="0" w:after="0"/>
-        <w:rPr/>
-      </w:pPr>
-      <w:r>
-        <w:rPr/>
-      </w:r>
-      <w:r>
-        <w:br w:type="page"/>
-      </w:r>
-    </w:p>
-    <w:p>
-      <w:pPr>
         <w:pStyle w:val="Heading2"/>
-        <w:spacing w:before="0" w:after="130"/>
-        <w:rPr/>
-      </w:pPr>
-      <w:bookmarkStart w:id="12" w:name="__RefHeading___Toc2372_1103988893"/>
+        <w:rPr/>
+      </w:pPr>
+      <w:bookmarkStart w:id="12" w:name="__RefHeading___Toc2378_88360745"/>
       <w:bookmarkEnd w:id="12"/>
       <w:r>
         <w:rPr/>
@@ -9046,39 +8825,16 @@
         <w:rPr/>
         <w:t>Student-loan default figures and the unemployment rate — the accelerants.</w:t>
       </w:r>
-    </w:p>
-    <w:p>
-      <w:pPr>
-        <w:pStyle w:val="Normal"/>
-        <w:rPr/>
-      </w:pPr>
-      <w:r>
-        <w:rPr/>
-      </w:r>
       <w:r>
         <w:br w:type="page"/>
       </w:r>
     </w:p>
     <w:p>
       <w:pPr>
-        <w:pStyle w:val="Normal"/>
-        <w:spacing w:before="0" w:after="0"/>
-        <w:rPr/>
-      </w:pPr>
-      <w:r>
-        <w:rPr/>
-      </w:r>
-      <w:r>
-        <w:br w:type="page"/>
-      </w:r>
-    </w:p>
-    <w:p>
-      <w:pPr>
         <w:pStyle w:val="Heading2"/>
-        <w:spacing w:before="0" w:after="130"/>
-        <w:rPr/>
-      </w:pPr>
-      <w:bookmarkStart w:id="13" w:name="__RefHeading___Toc2374_1103988893"/>
+        <w:rPr/>
+      </w:pPr>
+      <w:bookmarkStart w:id="13" w:name="__RefHeading___Toc2380_88360745"/>
       <w:bookmarkEnd w:id="13"/>
       <w:r>
         <w:rPr/>
@@ -10019,27 +9775,42 @@
         <w:rPr/>
         <w:t>Federal or state policy responses (backstops, mitigation funding, disclosure rules).</w:t>
       </w:r>
-    </w:p>
-    <w:p>
-      <w:pPr>
-        <w:pStyle w:val="Normal"/>
-        <w:rPr/>
-      </w:pPr>
-      <w:r>
-        <w:rPr/>
-      </w:r>
       <w:r>
         <w:br w:type="page"/>
       </w:r>
     </w:p>
     <w:p>
       <w:pPr>
-        <w:pStyle w:val="Normal"/>
-        <w:spacing w:before="0" w:after="0"/>
-        <w:rPr/>
-      </w:pPr>
-      <w:r>
-        <w:rPr/>
+        <w:pStyle w:val="Heading1"/>
+        <w:rPr/>
+      </w:pPr>
+      <w:bookmarkStart w:id="14" w:name="__RefHeading___Toc2382_88360745"/>
+      <w:bookmarkEnd w:id="14"/>
+      <w:r>
+        <w:rPr/>
+        <w:t>Section 3 — Sovereigns &amp; the Monetary Order</w:t>
+      </w:r>
+    </w:p>
+    <w:p>
+      <w:pPr>
+        <w:pStyle w:val="Normal"/>
+        <w:spacing w:lineRule="exact" w:line="276" w:before="0" w:after="140"/>
+        <w:rPr/>
+      </w:pPr>
+      <w:r>
+        <w:rPr/>
+        <w:t>This section moves up a level, from private balance sheets to public ones and to the monetary system itself. Developing-world debt distress, France's slow fiscal-political fragility, central banks' steady accumulation of gold and gradual move away from the dollar, and the arithmetic of underfunded pensions are all stories about the solvency and credibility of the state and the money it issues.</w:t>
+      </w:r>
+    </w:p>
+    <w:p>
+      <w:pPr>
+        <w:pStyle w:val="Normal"/>
+        <w:spacing w:lineRule="exact" w:line="276" w:before="0" w:after="140"/>
+        <w:rPr/>
+      </w:pPr>
+      <w:r>
+        <w:rPr/>
+        <w:t>They connect through trust: a sovereign's ability to borrow, a currency's role as a reserve, and a pension promise all rest on the belief that future taxpayers will honor today's commitments. When that belief erodes — through too much debt, too little growth, or too many promises — the adjustment shows up as higher yields, weaker currencies, or broken promises in the form of default, inflation, or benefit cuts. De-dollarization and gold-buying are the reserve manager's hedge against exactly this loss of faith. This is also the layer that constrains every other section: when sovereigns lose fiscal space, the backstops that contained funding and credit crises in the past become politically and financially harder to deploy.</w:t>
       </w:r>
       <w:r>
         <w:br w:type="page"/>
@@ -10047,58 +9818,10 @@
     </w:p>
     <w:p>
       <w:pPr>
-        <w:pStyle w:val="Heading1"/>
-        <w:spacing w:before="0" w:after="160"/>
-        <w:rPr/>
-      </w:pPr>
-      <w:bookmarkStart w:id="14" w:name="__RefHeading___Toc2376_1103988893"/>
-      <w:bookmarkEnd w:id="14"/>
-      <w:r>
-        <w:rPr/>
-        <w:t>Section 3 — Sovereigns &amp; the Monetary Order</w:t>
-      </w:r>
-    </w:p>
-    <w:p>
-      <w:pPr>
-        <w:pStyle w:val="Normal"/>
-        <w:spacing w:lineRule="exact" w:line="276" w:before="0" w:after="140"/>
-        <w:rPr/>
-      </w:pPr>
-      <w:r>
-        <w:rPr/>
-        <w:t>This section moves up a level, from private balance sheets to public ones and to the monetary system itself. Developing-world debt distress, France's slow fiscal-political fragility, central banks' steady accumulation of gold and gradual move away from the dollar, and the arithmetic of underfunded pensions are all stories about the solvency and credibility of the state and the money it issues.</w:t>
-      </w:r>
-    </w:p>
-    <w:p>
-      <w:pPr>
-        <w:pStyle w:val="Normal"/>
-        <w:spacing w:lineRule="exact" w:line="276" w:before="0" w:after="140"/>
-        <w:rPr/>
-      </w:pPr>
-      <w:r>
-        <w:rPr/>
-        <w:t>They connect through trust: a sovereign's ability to borrow, a currency's role as a reserve, and a pension promise all rest on the belief that future taxpayers will honor today's commitments. When that belief erodes — through too much debt, too little growth, or too many promises — the adjustment shows up as higher yields, weaker currencies, or broken promises in the form of default, inflation, or benefit cuts. De-dollarization and gold-buying are the reserve manager's hedge against exactly this loss of faith. This is also the layer that constrains every other section: when sovereigns lose fiscal space, the backstops that contained funding and credit crises in the past become politically and financially harder to deploy.</w:t>
-      </w:r>
-    </w:p>
-    <w:p>
-      <w:pPr>
-        <w:pStyle w:val="Normal"/>
-        <w:rPr/>
-      </w:pPr>
-      <w:r>
-        <w:rPr/>
-      </w:r>
-      <w:r>
-        <w:br w:type="page"/>
-      </w:r>
-    </w:p>
-    <w:p>
-      <w:pPr>
         <w:pStyle w:val="Heading2"/>
-        <w:spacing w:before="0" w:after="130"/>
-        <w:rPr/>
-      </w:pPr>
-      <w:bookmarkStart w:id="15" w:name="__RefHeading___Toc2378_1103988893"/>
+        <w:rPr/>
+      </w:pPr>
+      <w:bookmarkStart w:id="15" w:name="__RefHeading___Toc2384_88360745"/>
       <w:bookmarkEnd w:id="15"/>
       <w:r>
         <w:rPr/>
@@ -10968,39 +10691,16 @@
         <w:rPr/>
         <w:t>Commodity and food prices: importers’ fiscal space lives and dies here.</w:t>
       </w:r>
-    </w:p>
-    <w:p>
-      <w:pPr>
-        <w:pStyle w:val="Normal"/>
-        <w:rPr/>
-      </w:pPr>
-      <w:r>
-        <w:rPr/>
-      </w:r>
       <w:r>
         <w:br w:type="page"/>
       </w:r>
     </w:p>
     <w:p>
       <w:pPr>
-        <w:pStyle w:val="Normal"/>
-        <w:spacing w:before="0" w:after="0"/>
-        <w:rPr/>
-      </w:pPr>
-      <w:r>
-        <w:rPr/>
-      </w:r>
-      <w:r>
-        <w:br w:type="page"/>
-      </w:r>
-    </w:p>
-    <w:p>
-      <w:pPr>
         <w:pStyle w:val="Heading2"/>
-        <w:spacing w:before="0" w:after="130"/>
-        <w:rPr/>
-      </w:pPr>
-      <w:bookmarkStart w:id="16" w:name="__RefHeading___Toc2380_1103988893"/>
+        <w:rPr/>
+      </w:pPr>
+      <w:bookmarkStart w:id="16" w:name="__RefHeading___Toc2386_88360745"/>
       <w:bookmarkEnd w:id="16"/>
       <w:r>
         <w:rPr/>
@@ -11891,39 +11591,16 @@
         <w:rPr/>
         <w:t>Any signal the ECB might use (or be asked to use) its TPI backstop.</w:t>
       </w:r>
-    </w:p>
-    <w:p>
-      <w:pPr>
-        <w:pStyle w:val="Normal"/>
-        <w:rPr/>
-      </w:pPr>
-      <w:r>
-        <w:rPr/>
-      </w:r>
       <w:r>
         <w:br w:type="page"/>
       </w:r>
     </w:p>
     <w:p>
       <w:pPr>
-        <w:pStyle w:val="Normal"/>
-        <w:spacing w:before="0" w:after="0"/>
-        <w:rPr/>
-      </w:pPr>
-      <w:r>
-        <w:rPr/>
-      </w:r>
-      <w:r>
-        <w:br w:type="page"/>
-      </w:r>
-    </w:p>
-    <w:p>
-      <w:pPr>
         <w:pStyle w:val="Heading2"/>
-        <w:spacing w:before="0" w:after="130"/>
-        <w:rPr/>
-      </w:pPr>
-      <w:bookmarkStart w:id="17" w:name="__RefHeading___Toc2382_1103988893"/>
+        <w:rPr/>
+      </w:pPr>
+      <w:bookmarkStart w:id="17" w:name="__RefHeading___Toc2388_88360745"/>
       <w:bookmarkEnd w:id="17"/>
       <w:r>
         <w:rPr/>
@@ -12828,39 +12505,16 @@
         <w:rPr/>
         <w:t>Any moves toward non-dollar trade settlement among major economies.</w:t>
       </w:r>
-    </w:p>
-    <w:p>
-      <w:pPr>
-        <w:pStyle w:val="Normal"/>
-        <w:rPr/>
-      </w:pPr>
-      <w:r>
-        <w:rPr/>
-      </w:r>
       <w:r>
         <w:br w:type="page"/>
       </w:r>
     </w:p>
     <w:p>
       <w:pPr>
-        <w:pStyle w:val="Normal"/>
-        <w:spacing w:before="0" w:after="0"/>
-        <w:rPr/>
-      </w:pPr>
-      <w:r>
-        <w:rPr/>
-      </w:r>
-      <w:r>
-        <w:br w:type="page"/>
-      </w:r>
-    </w:p>
-    <w:p>
-      <w:pPr>
         <w:pStyle w:val="Heading2"/>
-        <w:spacing w:before="0" w:after="130"/>
-        <w:rPr/>
-      </w:pPr>
-      <w:bookmarkStart w:id="18" w:name="__RefHeading___Toc2384_1103988893"/>
+        <w:rPr/>
+      </w:pPr>
+      <w:bookmarkStart w:id="18" w:name="__RefHeading___Toc2390_88360745"/>
       <w:bookmarkEnd w:id="18"/>
       <w:r>
         <w:rPr/>
@@ -13801,27 +13455,42 @@
         <w:rPr/>
         <w:t>Birth-rate and immigration trends — the long-run drivers of the dependency ratio.</w:t>
       </w:r>
-    </w:p>
-    <w:p>
-      <w:pPr>
-        <w:pStyle w:val="Normal"/>
-        <w:rPr/>
-      </w:pPr>
-      <w:r>
-        <w:rPr/>
-      </w:r>
       <w:r>
         <w:br w:type="page"/>
       </w:r>
     </w:p>
     <w:p>
       <w:pPr>
-        <w:pStyle w:val="Normal"/>
-        <w:spacing w:before="0" w:after="0"/>
-        <w:rPr/>
-      </w:pPr>
-      <w:r>
-        <w:rPr/>
+        <w:pStyle w:val="Heading1"/>
+        <w:rPr/>
+      </w:pPr>
+      <w:bookmarkStart w:id="19" w:name="__RefHeading___Toc2392_88360745"/>
+      <w:bookmarkEnd w:id="19"/>
+      <w:r>
+        <w:rPr/>
+        <w:t>Section 4 — Geoeconomics &amp; Trade Weapons</w:t>
+      </w:r>
+    </w:p>
+    <w:p>
+      <w:pPr>
+        <w:pStyle w:val="Normal"/>
+        <w:spacing w:lineRule="exact" w:line="276" w:before="0" w:after="140"/>
+        <w:rPr/>
+      </w:pPr>
+      <w:r>
+        <w:rPr/>
+        <w:t>These four stories are about interdependence turned into leverage — the deliberate use of economic chokepoints as instruments of state power. China's export of deflation, the weaponization of rare earths and critical minerals, the single-company lithography chokepoint that gates advanced chips, and the contested sea lanes and undersea cables that physically carry trade and data are all nodes where one actor can squeeze the whole system.</w:t>
+      </w:r>
+    </w:p>
+    <w:p>
+      <w:pPr>
+        <w:pStyle w:val="Normal"/>
+        <w:spacing w:lineRule="exact" w:line="276" w:before="0" w:after="140"/>
+        <w:rPr/>
+      </w:pPr>
+      <w:r>
+        <w:rPr/>
+        <w:t>The connective tissue is concentration: each is a point where global supply runs through a needle's eye — one country's overcapacity, one country's refining monopoly, one firm's machines, one strait's tankers. That concentration is efficient in peacetime and coercive in conflict. The 2026 Gulf disruption made the sea-lane risk concrete; the rare-earth and lithography stories show the same logic applied to inputs the digital and defense economies cannot substitute quickly. These risks move more slowly than a funding run but are harder to reverse, because rebuilding a supply chain takes years where a margin call takes minutes — and a trade shock here is often the exogenous spark that lights the leverage and credit fires elsewhere.</w:t>
       </w:r>
       <w:r>
         <w:br w:type="page"/>
@@ -13829,58 +13498,10 @@
     </w:p>
     <w:p>
       <w:pPr>
-        <w:pStyle w:val="Heading1"/>
-        <w:spacing w:before="0" w:after="160"/>
-        <w:rPr/>
-      </w:pPr>
-      <w:bookmarkStart w:id="19" w:name="__RefHeading___Toc2386_1103988893"/>
-      <w:bookmarkEnd w:id="19"/>
-      <w:r>
-        <w:rPr/>
-        <w:t>Section 4 — Geoeconomics &amp; Trade Weapons</w:t>
-      </w:r>
-    </w:p>
-    <w:p>
-      <w:pPr>
-        <w:pStyle w:val="Normal"/>
-        <w:spacing w:lineRule="exact" w:line="276" w:before="0" w:after="140"/>
-        <w:rPr/>
-      </w:pPr>
-      <w:r>
-        <w:rPr/>
-        <w:t>These four stories are about interdependence turned into leverage — the deliberate use of economic chokepoints as instruments of state power. China's export of deflation, the weaponization of rare earths and critical minerals, the single-company lithography chokepoint that gates advanced chips, and the contested sea lanes and undersea cables that physically carry trade and data are all nodes where one actor can squeeze the whole system.</w:t>
-      </w:r>
-    </w:p>
-    <w:p>
-      <w:pPr>
-        <w:pStyle w:val="Normal"/>
-        <w:spacing w:lineRule="exact" w:line="276" w:before="0" w:after="140"/>
-        <w:rPr/>
-      </w:pPr>
-      <w:r>
-        <w:rPr/>
-        <w:t>The connective tissue is concentration: each is a point where global supply runs through a needle's eye — one country's overcapacity, one country's refining monopoly, one firm's machines, one strait's tankers. That concentration is efficient in peacetime and coercive in conflict. The 2026 Gulf disruption made the sea-lane risk concrete; the rare-earth and lithography stories show the same logic applied to inputs the digital and defense economies cannot substitute quickly. These risks move more slowly than a funding run but are harder to reverse, because rebuilding a supply chain takes years where a margin call takes minutes — and a trade shock here is often the exogenous spark that lights the leverage and credit fires elsewhere.</w:t>
-      </w:r>
-    </w:p>
-    <w:p>
-      <w:pPr>
-        <w:pStyle w:val="Normal"/>
-        <w:rPr/>
-      </w:pPr>
-      <w:r>
-        <w:rPr/>
-      </w:r>
-      <w:r>
-        <w:br w:type="page"/>
-      </w:r>
-    </w:p>
-    <w:p>
-      <w:pPr>
         <w:pStyle w:val="Heading2"/>
-        <w:spacing w:before="0" w:after="130"/>
-        <w:rPr/>
-      </w:pPr>
-      <w:bookmarkStart w:id="20" w:name="__RefHeading___Toc2388_1103988893"/>
+        <w:rPr/>
+      </w:pPr>
+      <w:bookmarkStart w:id="20" w:name="__RefHeading___Toc2394_88360745"/>
       <w:bookmarkEnd w:id="20"/>
       <w:r>
         <w:rPr/>
@@ -14803,39 +14424,16 @@
         <w:rPr/>
         <w:t>Local-government financing-vehicle restructurings and bank net interest margins.</w:t>
       </w:r>
-    </w:p>
-    <w:p>
-      <w:pPr>
-        <w:pStyle w:val="Normal"/>
-        <w:rPr/>
-      </w:pPr>
-      <w:r>
-        <w:rPr/>
-      </w:r>
       <w:r>
         <w:br w:type="page"/>
       </w:r>
     </w:p>
     <w:p>
       <w:pPr>
-        <w:pStyle w:val="Normal"/>
-        <w:spacing w:before="0" w:after="0"/>
-        <w:rPr/>
-      </w:pPr>
-      <w:r>
-        <w:rPr/>
-      </w:r>
-      <w:r>
-        <w:br w:type="page"/>
-      </w:r>
-    </w:p>
-    <w:p>
-      <w:pPr>
         <w:pStyle w:val="Heading2"/>
-        <w:spacing w:before="0" w:after="130"/>
-        <w:rPr/>
-      </w:pPr>
-      <w:bookmarkStart w:id="21" w:name="__RefHeading___Toc2390_1103988893"/>
+        <w:rPr/>
+      </w:pPr>
+      <w:bookmarkStart w:id="21" w:name="__RefHeading___Toc2396_88360745"/>
       <w:bookmarkEnd w:id="21"/>
       <w:r>
         <w:rPr/>
@@ -15723,39 +15321,16 @@
         <w:rPr/>
         <w:t>Commissioning milestones for non-China separation and magnet plants in 2026–2027 — announcements vs actual qualified output.</w:t>
       </w:r>
-    </w:p>
-    <w:p>
-      <w:pPr>
-        <w:pStyle w:val="Normal"/>
-        <w:rPr/>
-      </w:pPr>
-      <w:r>
-        <w:rPr/>
-      </w:r>
       <w:r>
         <w:br w:type="page"/>
       </w:r>
     </w:p>
     <w:p>
       <w:pPr>
-        <w:pStyle w:val="Normal"/>
-        <w:spacing w:before="0" w:after="0"/>
-        <w:rPr/>
-      </w:pPr>
-      <w:r>
-        <w:rPr/>
-      </w:r>
-      <w:r>
-        <w:br w:type="page"/>
-      </w:r>
-    </w:p>
-    <w:p>
-      <w:pPr>
         <w:pStyle w:val="Heading2"/>
-        <w:spacing w:before="0" w:after="130"/>
-        <w:rPr/>
-      </w:pPr>
-      <w:bookmarkStart w:id="22" w:name="__RefHeading___Toc2392_1103988893"/>
+        <w:rPr/>
+      </w:pPr>
+      <w:bookmarkStart w:id="22" w:name="__RefHeading___Toc2398_88360745"/>
       <w:bookmarkEnd w:id="22"/>
       <w:r>
         <w:rPr/>
@@ -16660,39 +16235,16 @@
         <w:rPr/>
         <w:t>ASML order backlog and High-NA adoption timelines — the health of the chokepoint itself.</w:t>
       </w:r>
-    </w:p>
-    <w:p>
-      <w:pPr>
-        <w:pStyle w:val="Normal"/>
-        <w:rPr/>
-      </w:pPr>
-      <w:r>
-        <w:rPr/>
-      </w:r>
       <w:r>
         <w:br w:type="page"/>
       </w:r>
     </w:p>
     <w:p>
       <w:pPr>
-        <w:pStyle w:val="Normal"/>
-        <w:spacing w:before="0" w:after="0"/>
-        <w:rPr/>
-      </w:pPr>
-      <w:r>
-        <w:rPr/>
-      </w:r>
-      <w:r>
-        <w:br w:type="page"/>
-      </w:r>
-    </w:p>
-    <w:p>
-      <w:pPr>
         <w:pStyle w:val="Heading2"/>
-        <w:spacing w:before="0" w:after="130"/>
-        <w:rPr/>
-      </w:pPr>
-      <w:bookmarkStart w:id="23" w:name="__RefHeading___Toc2394_1103988893"/>
+        <w:rPr/>
+      </w:pPr>
+      <w:bookmarkStart w:id="23" w:name="__RefHeading___Toc2400_88360745"/>
       <w:bookmarkEnd w:id="23"/>
       <w:r>
         <w:rPr/>
@@ -17594,27 +17146,42 @@
         <w:rPr/>
         <w:t>Shipping rates (container and tanker) and marine insurance premiums — the price of chokepoint risk.</w:t>
       </w:r>
-    </w:p>
-    <w:p>
-      <w:pPr>
-        <w:pStyle w:val="Normal"/>
-        <w:rPr/>
-      </w:pPr>
-      <w:r>
-        <w:rPr/>
-      </w:r>
       <w:r>
         <w:br w:type="page"/>
       </w:r>
     </w:p>
     <w:p>
       <w:pPr>
-        <w:pStyle w:val="Normal"/>
-        <w:spacing w:before="0" w:after="0"/>
-        <w:rPr/>
-      </w:pPr>
-      <w:r>
-        <w:rPr/>
+        <w:pStyle w:val="Heading1"/>
+        <w:rPr/>
+      </w:pPr>
+      <w:bookmarkStart w:id="24" w:name="__RefHeading___Toc2402_88360745"/>
+      <w:bookmarkEnd w:id="24"/>
+      <w:r>
+        <w:rPr/>
+        <w:t>Section 5 — Physical &amp; Resource Limits</w:t>
+      </w:r>
+    </w:p>
+    <w:p>
+      <w:pPr>
+        <w:pStyle w:val="Normal"/>
+        <w:spacing w:lineRule="exact" w:line="276" w:before="0" w:after="140"/>
+        <w:rPr/>
+      </w:pPr>
+      <w:r>
+        <w:rPr/>
+        <w:t>The final section grounds the whole brief in physical reality: the digital, electrified economy is colliding with hard limits in power, metal, water, and food. AI's power problem and the grid bottleneck, copper's structural deficit, the underpricing of water, and the concentrated fragility of food and fertilizer are stories where no amount of financial engineering changes the binding constraint — you cannot print electrons, copper, water, or calories.</w:t>
+      </w:r>
+    </w:p>
+    <w:p>
+      <w:pPr>
+        <w:pStyle w:val="Normal"/>
+        <w:spacing w:lineRule="exact" w:line="276" w:before="0" w:after="140"/>
+        <w:rPr/>
+      </w:pPr>
+      <w:r>
+        <w:rPr/>
+        <w:t>They connect through the build-out: the same AI and electrification boom that drives the valuations two sections back and the mineral chokepoints one section back also runs straight into these physical ceilings. A data center needs power the grid cannot yet deliver; the energy transition needs more copper than is being mined; chips and agriculture need water that is increasingly scarce and mispriced; and the food system runs on a handful of fertilizer feedstocks and shipping routes. These are the slowest-moving risks in the brief and the most certain — they are arithmetic, not sentiment — which is precisely why they are under-priced. They are the long-term boundary conditions inside which every other risk plays out.</w:t>
       </w:r>
       <w:r>
         <w:br w:type="page"/>
@@ -17622,58 +17189,10 @@
     </w:p>
     <w:p>
       <w:pPr>
-        <w:pStyle w:val="Heading1"/>
-        <w:spacing w:before="0" w:after="160"/>
-        <w:rPr/>
-      </w:pPr>
-      <w:bookmarkStart w:id="24" w:name="__RefHeading___Toc2396_1103988893"/>
-      <w:bookmarkEnd w:id="24"/>
-      <w:r>
-        <w:rPr/>
-        <w:t>Section 5 — Physical &amp; Resource Limits</w:t>
-      </w:r>
-    </w:p>
-    <w:p>
-      <w:pPr>
-        <w:pStyle w:val="Normal"/>
-        <w:spacing w:lineRule="exact" w:line="276" w:before="0" w:after="140"/>
-        <w:rPr/>
-      </w:pPr>
-      <w:r>
-        <w:rPr/>
-        <w:t>The final section grounds the whole brief in physical reality: the digital, electrified economy is colliding with hard limits in power, metal, water, and food. AI's power problem and the grid bottleneck, copper's structural deficit, the underpricing of water, and the concentrated fragility of food and fertilizer are stories where no amount of financial engineering changes the binding constraint — you cannot print electrons, copper, water, or calories.</w:t>
-      </w:r>
-    </w:p>
-    <w:p>
-      <w:pPr>
-        <w:pStyle w:val="Normal"/>
-        <w:spacing w:lineRule="exact" w:line="276" w:before="0" w:after="140"/>
-        <w:rPr/>
-      </w:pPr>
-      <w:r>
-        <w:rPr/>
-        <w:t>They connect through the build-out: the same AI and electrification boom that drives the valuations two sections back and the mineral chokepoints one section back also runs straight into these physical ceilings. A data center needs power the grid cannot yet deliver; the energy transition needs more copper than is being mined; chips and agriculture need water that is increasingly scarce and mispriced; and the food system runs on a handful of fertilizer feedstocks and shipping routes. These are the slowest-moving risks in the brief and the most certain — they are arithmetic, not sentiment — which is precisely why they are under-priced. They are the long-term boundary conditions inside which every other risk plays out.</w:t>
-      </w:r>
-    </w:p>
-    <w:p>
-      <w:pPr>
-        <w:pStyle w:val="Normal"/>
-        <w:rPr/>
-      </w:pPr>
-      <w:r>
-        <w:rPr/>
-      </w:r>
-      <w:r>
-        <w:br w:type="page"/>
-      </w:r>
-    </w:p>
-    <w:p>
-      <w:pPr>
         <w:pStyle w:val="Heading2"/>
-        <w:spacing w:before="0" w:after="130"/>
-        <w:rPr/>
-      </w:pPr>
-      <w:bookmarkStart w:id="25" w:name="__RefHeading___Toc2398_1103988893"/>
+        <w:rPr/>
+      </w:pPr>
+      <w:bookmarkStart w:id="25" w:name="__RefHeading___Toc2404_88360745"/>
       <w:bookmarkEnd w:id="25"/>
       <w:r>
         <w:rPr/>
@@ -18579,39 +18098,16 @@
         <w:rPr/>
         <w:t>Hyperscaler capex guidance and any further signs of a buildout slowdown (the demand side of the equation).</w:t>
       </w:r>
-    </w:p>
-    <w:p>
-      <w:pPr>
-        <w:pStyle w:val="Normal"/>
-        <w:rPr/>
-      </w:pPr>
-      <w:r>
-        <w:rPr/>
-      </w:r>
       <w:r>
         <w:br w:type="page"/>
       </w:r>
     </w:p>
     <w:p>
       <w:pPr>
-        <w:pStyle w:val="Normal"/>
-        <w:spacing w:before="0" w:after="0"/>
-        <w:rPr/>
-      </w:pPr>
-      <w:r>
-        <w:rPr/>
-      </w:r>
-      <w:r>
-        <w:br w:type="page"/>
-      </w:r>
-    </w:p>
-    <w:p>
-      <w:pPr>
         <w:pStyle w:val="Heading2"/>
-        <w:spacing w:before="0" w:after="130"/>
-        <w:rPr/>
-      </w:pPr>
-      <w:bookmarkStart w:id="26" w:name="__RefHeading___Toc2400_1103988893"/>
+        <w:rPr/>
+      </w:pPr>
+      <w:bookmarkStart w:id="26" w:name="__RefHeading___Toc2406_88360745"/>
       <w:bookmarkEnd w:id="26"/>
       <w:r>
         <w:rPr/>
@@ -19513,39 +19009,16 @@
         <w:rPr/>
         <w:t>Mine permitting and new-project sanctioning — the only real cure for the long-run gap.</w:t>
       </w:r>
-    </w:p>
-    <w:p>
-      <w:pPr>
-        <w:pStyle w:val="Normal"/>
-        <w:rPr/>
-      </w:pPr>
-      <w:r>
-        <w:rPr/>
-      </w:r>
       <w:r>
         <w:br w:type="page"/>
       </w:r>
     </w:p>
     <w:p>
       <w:pPr>
-        <w:pStyle w:val="Normal"/>
-        <w:spacing w:before="0" w:after="0"/>
-        <w:rPr/>
-      </w:pPr>
-      <w:r>
-        <w:rPr/>
-      </w:r>
-      <w:r>
-        <w:br w:type="page"/>
-      </w:r>
-    </w:p>
-    <w:p>
-      <w:pPr>
         <w:pStyle w:val="Heading2"/>
-        <w:spacing w:before="0" w:after="130"/>
-        <w:rPr/>
-      </w:pPr>
-      <w:bookmarkStart w:id="27" w:name="__RefHeading___Toc2402_1103988893"/>
+        <w:rPr/>
+      </w:pPr>
+      <w:bookmarkStart w:id="27" w:name="__RefHeading___Toc2408_88360745"/>
       <w:bookmarkEnd w:id="27"/>
       <w:r>
         <w:rPr/>
@@ -20447,39 +19920,16 @@
         <w:rPr/>
         <w:t>Data-center and fab approvals being blocked or relocated over water — the economic bite.</w:t>
       </w:r>
-    </w:p>
-    <w:p>
-      <w:pPr>
-        <w:pStyle w:val="Normal"/>
-        <w:rPr/>
-      </w:pPr>
-      <w:r>
-        <w:rPr/>
-      </w:r>
       <w:r>
         <w:br w:type="page"/>
       </w:r>
     </w:p>
     <w:p>
       <w:pPr>
-        <w:pStyle w:val="Normal"/>
-        <w:spacing w:before="0" w:after="0"/>
-        <w:rPr/>
-      </w:pPr>
-      <w:r>
-        <w:rPr/>
-      </w:r>
-      <w:r>
-        <w:br w:type="page"/>
-      </w:r>
-    </w:p>
-    <w:p>
-      <w:pPr>
         <w:pStyle w:val="Heading2"/>
-        <w:spacing w:before="0" w:after="130"/>
-        <w:rPr/>
-      </w:pPr>
-      <w:bookmarkStart w:id="28" w:name="__RefHeading___Toc2404_1103988893"/>
+        <w:rPr/>
+      </w:pPr>
+      <w:bookmarkStart w:id="28" w:name="__RefHeading___Toc2410_88360745"/>
       <w:bookmarkEnd w:id="28"/>
       <w:r>
         <w:rPr/>
@@ -21384,108 +20834,135 @@
         <w:rPr/>
         <w:t>Harvest and planting reports in major exporters (US, Brazil, Black Sea, India) — where shortages become real.</w:t>
       </w:r>
-    </w:p>
-    <w:p>
-      <w:pPr>
-        <w:pStyle w:val="Normal"/>
-        <w:rPr/>
-      </w:pPr>
-      <w:r>
-        <w:rPr/>
-      </w:r>
       <w:r>
         <w:br w:type="page"/>
       </w:r>
     </w:p>
     <w:p>
       <w:pPr>
-        <w:pStyle w:val="Normal"/>
-        <w:spacing w:before="0" w:after="0"/>
-        <w:rPr/>
-      </w:pPr>
-      <w:r>
-        <w:rPr/>
-      </w:r>
+        <w:pStyle w:val="Heading1"/>
+        <w:rPr/>
+      </w:pPr>
+      <w:bookmarkStart w:id="29" w:name="__RefHeading___Toc2412_88360745"/>
+      <w:bookmarkEnd w:id="29"/>
+      <w:r>
+        <w:rPr/>
+        <w:t>Pattern analysis: how the five mechanisms interlock</w:t>
+      </w:r>
+    </w:p>
+    <w:p>
+      <w:pPr>
+        <w:pStyle w:val="Normal"/>
+        <w:spacing w:lineRule="exact" w:line="276" w:before="0" w:after="140"/>
+        <w:rPr/>
+      </w:pPr>
+      <w:r>
+        <w:rPr/>
+        <w:t>Read together, the twenty-one stories are not twenty-one separate problems but five layers of one system — and grouping them by mechanism is what makes the layers, and the wiring between them, visible. The simplest way to see the wiring is to follow a shock. A spark — most plausibly from the geoeconomic chokepoints or the credit and valuation gaps — raises volatility. That volatility is the precise trigger for the leverage layer: higher margins and haircuts force the basis trade, the carry trade and the clearinghouses to sell into a falling market. The forced selling drains funding and feeds back into credit. And the public backstops that stopped this loop in 2008 and 2020 are now constrained by weakened sovereign balance sheets. Underneath all of it, physical limits are the slow boundary that makes several of these shocks more likely over time.</w:t>
+      </w:r>
+    </w:p>
+    <w:p>
+      <w:pPr>
+        <w:pStyle w:val="Normal"/>
+        <w:spacing w:lineRule="exact" w:line="276" w:before="0" w:after="140"/>
+        <w:rPr/>
+      </w:pPr>
+      <w:r>
+        <w:rPr/>
+        <w:t>The tightest coupling is between Funding &amp; Leverage and Credit, Consumers &amp; Valuations — two halves of the same reflexive loop. Leverage assumes the assets it is borrowed against are worth their marks, and those marks assume funding stays cheap. When a credit event forces a mark lower — an AI-financing wobble, a failed commercial-real-estate refinancing — it delivers exactly the volatility spike that detonates the leverage; and when leverage unwinds, the fire-sale prices it produces become the new, lower marks. Each section is the other's trigger.</w:t>
+      </w:r>
+    </w:p>
+    <w:p>
+      <w:pPr>
+        <w:pStyle w:val="Normal"/>
+        <w:spacing w:lineRule="exact" w:line="276" w:before="0" w:after="140"/>
+        <w:rPr/>
+      </w:pPr>
+      <w:r>
+        <w:rPr/>
+        <w:t>Geoeconomics and the sovereign-monetary layer set the conditions around that loop. Geoeconomics supplies the most likely exogenous spark — a closed strait, a minerals embargo, an export ban on the machines that make advanced chips — because these are deliberate acts of state, not market accidents, and they arrive on political rather than financial timetables. Sovereigns and the monetary order, meanwhile, determine how much firefighting capacity remains: every unit of fiscal space lost to debt, demographics, or a creeping loss of faith in the dollar is a unit not available to backstop the next funding run. The same gold-buying and de-dollarization that hedge that loss of faith also signal it.</w:t>
+      </w:r>
+    </w:p>
+    <w:p>
+      <w:pPr>
+        <w:pStyle w:val="Normal"/>
+        <w:spacing w:lineRule="exact" w:line="276" w:before="0" w:after="140"/>
+        <w:rPr/>
+      </w:pPr>
+      <w:r>
+        <w:rPr/>
+        <w:t>Physical &amp; Resource Limits is the floor the others stand on. The AI and electrification boom that powers the valuations and the mineral chokepoints runs straight into hard limits on power, copper, water and food — limits that are arithmetic, not sentiment, and therefore both the most certain and the most under-priced risks here. The honest synthesis is this: very few of these twenty-one stories are flashing red on their own today. The systemic risk lives in the correlations — that a single shock can light several layers at once, and that the firefighters now carry less water than they did. That is precisely why the companion tracker scores these stories by mechanism and watches the cross-section aggregates: the number that matters most is not any single story, but how many layers move together.</w:t>
+      </w:r>
+    </w:p>
+    <w:tbl>
+      <w:tblPr>
+        <w:tblW w:w="9360" w:type="dxa"/>
+        <w:jc w:val="left"/>
+        <w:tblInd w:w="0" w:type="dxa"/>
+        <w:tblLayout w:type="fixed"/>
+        <w:tblCellMar>
+          <w:top w:w="140" w:type="dxa"/>
+          <w:left w:w="180" w:type="dxa"/>
+          <w:bottom w:w="140" w:type="dxa"/>
+          <w:right w:w="180" w:type="dxa"/>
+        </w:tblCellMar>
+      </w:tblPr>
+      <w:tblGrid>
+        <w:gridCol w:w="9360"/>
+      </w:tblGrid>
+      <w:tr>
+        <w:trPr/>
+        <w:tc>
+          <w:tcPr>
+            <w:tcW w:w="9360" w:type="dxa"/>
+            <w:tcBorders>
+              <w:top w:val="single" w:sz="2" w:space="0" w:color="EAF1F8"/>
+              <w:left w:val="single" w:sz="2" w:space="0" w:color="EAF1F8"/>
+              <w:bottom w:val="single" w:sz="2" w:space="0" w:color="EAF1F8"/>
+              <w:right w:val="single" w:sz="2" w:space="0" w:color="EAF1F8"/>
+            </w:tcBorders>
+            <w:shd w:fill="EAF1F8" w:val="clear"/>
+          </w:tcPr>
+          <w:p>
+            <w:pPr>
+              <w:pStyle w:val="Normal"/>
+              <w:spacing w:before="0" w:after="80"/>
+              <w:rPr/>
+            </w:pPr>
+            <w:r>
+              <w:rPr>
+                <w:b/>
+                <w:bCs/>
+                <w:color w:val="1F4E79"/>
+                <w:sz w:val="22"/>
+                <w:szCs w:val="22"/>
+              </w:rPr>
+              <w:t>In plain terms</w:t>
+            </w:r>
+          </w:p>
+          <w:p>
+            <w:pPr>
+              <w:pStyle w:val="Normal"/>
+              <w:spacing w:lineRule="exact" w:line="272" w:before="0" w:after="80"/>
+              <w:rPr/>
+            </w:pPr>
+            <w:r>
+              <w:rPr/>
+              <w:t>In plain terms: picture these twenty-one risks as five floors of one building. The top floors — the trades and the loans — are where a fire catches fastest. The lower floors — governments, trade routes and raw materials — decide how bad it gets and who is able to put it out. Most floors are quiet right now. The real danger is not any single one catching fire; it is that a single spark can light several floors at once, while the people holding the fire hoses (governments and central banks) have less water than they used to. That is why this brief, and the live tracker behind it, watch how many floors move together rather than fixating on any one number.</w:t>
+            </w:r>
+          </w:p>
+        </w:tc>
+      </w:tr>
+    </w:tbl>
+    <w:p>
+      <w:pPr>
+        <w:pStyle w:val="Heading1"/>
+        <w:rPr/>
+      </w:pPr>
       <w:r>
         <w:br w:type="page"/>
       </w:r>
-    </w:p>
-    <w:p>
-      <w:pPr>
-        <w:pStyle w:val="Heading1"/>
-        <w:spacing w:before="0" w:after="160"/>
-        <w:rPr/>
-      </w:pPr>
-      <w:bookmarkStart w:id="29" w:name="__RefHeading___Toc2406_1103988893"/>
-      <w:bookmarkEnd w:id="29"/>
-      <w:r>
-        <w:rPr/>
-        <w:t>Pattern analysis: how the five mechanisms interlock</w:t>
-      </w:r>
-    </w:p>
-    <w:p>
-      <w:pPr>
-        <w:pStyle w:val="Normal"/>
-        <w:spacing w:lineRule="exact" w:line="276" w:before="0" w:after="140"/>
-        <w:rPr/>
-      </w:pPr>
-      <w:r>
-        <w:rPr/>
-        <w:t>Read together, the twenty-one stories are not twenty-one separate problems but five layers of one system — and grouping them by mechanism is what makes the layers, and the wiring between them, visible. The simplest way to see the wiring is to follow a shock. A spark — most plausibly from the geoeconomic chokepoints or the credit and valuation gaps — raises volatility. That volatility is the precise trigger for the leverage layer: higher margins and haircuts force the basis trade, the carry trade and the clearinghouses to sell into a falling market. The forced selling drains funding and feeds back into credit. And the public backstops that stopped this loop in 2008 and 2020 are now constrained by weakened sovereign balance sheets. Underneath all of it, physical limits are the slow boundary that makes several of these shocks more likely over time.</w:t>
-      </w:r>
-    </w:p>
-    <w:p>
-      <w:pPr>
-        <w:pStyle w:val="Normal"/>
-        <w:spacing w:lineRule="exact" w:line="276" w:before="0" w:after="140"/>
-        <w:rPr/>
-      </w:pPr>
-      <w:r>
-        <w:rPr/>
-        <w:t>The tightest coupling is between Funding &amp; Leverage and Credit, Consumers &amp; Valuations — two halves of the same reflexive loop. Leverage assumes the assets it is borrowed against are worth their marks, and those marks assume funding stays cheap. When a credit event forces a mark lower — an AI-financing wobble, a failed commercial-real-estate refinancing — it delivers exactly the volatility spike that detonates the leverage; and when leverage unwinds, the fire-sale prices it produces become the new, lower marks. Each section is the other's trigger.</w:t>
-      </w:r>
-    </w:p>
-    <w:p>
-      <w:pPr>
-        <w:pStyle w:val="Normal"/>
-        <w:spacing w:lineRule="exact" w:line="276" w:before="0" w:after="140"/>
-        <w:rPr/>
-      </w:pPr>
-      <w:r>
-        <w:rPr/>
-        <w:t>Geoeconomics and the sovereign-monetary layer set the conditions around that loop. Geoeconomics supplies the most likely exogenous spark — a closed strait, a minerals embargo, an export ban on the machines that make advanced chips — because these are deliberate acts of state, not market accidents, and they arrive on political rather than financial timetables. Sovereigns and the monetary order, meanwhile, determine how much firefighting capacity remains: every unit of fiscal space lost to debt, demographics, or a creeping loss of faith in the dollar is a unit not available to backstop the next funding run. The same gold-buying and de-dollarization that hedge that loss of faith also signal it.</w:t>
-      </w:r>
-    </w:p>
-    <w:p>
-      <w:pPr>
-        <w:pStyle w:val="Normal"/>
-        <w:spacing w:lineRule="exact" w:line="276" w:before="0" w:after="140"/>
-        <w:rPr/>
-      </w:pPr>
-      <w:r>
-        <w:rPr/>
-        <w:t>Physical &amp; Resource Limits is the floor the others stand on. The AI and electrification boom that powers the valuations and the mineral chokepoints runs straight into hard limits on power, copper, water and food — limits that are arithmetic, not sentiment, and therefore both the most certain and the most under-priced risks here. The honest synthesis is this: very few of these twenty-one stories are flashing red on their own today. The systemic risk lives in the correlations — that a single shock can light several layers at once, and that the firefighters now carry less water than they did. That is precisely why the companion tracker scores these stories by mechanism and watches the cross-section aggregates: the number that matters most is not any single story, but how many layers move together.</w:t>
-      </w:r>
-    </w:p>
-    <w:p>
-      <w:pPr>
-        <w:pStyle w:val="Normal"/>
-        <w:rPr/>
-      </w:pPr>
-      <w:r>
-        <w:rPr/>
-      </w:r>
-      <w:r>
-        <w:br w:type="page"/>
-      </w:r>
-    </w:p>
-    <w:p>
-      <w:pPr>
-        <w:pStyle w:val="Heading1"/>
-        <w:spacing w:before="0" w:after="160"/>
-        <w:rPr/>
-      </w:pPr>
-      <w:bookmarkStart w:id="30" w:name="__RefHeading___Toc2408_1103988893"/>
+      <w:bookmarkStart w:id="30" w:name="__RefHeading___Toc2414_88360745"/>
       <w:bookmarkEnd w:id="30"/>
       <w:r>
         <w:rPr/>
@@ -21852,15 +21329,6 @@
         <w:rPr/>
         <w:t>Fertilizer feedstock (natural gas, ammonia) prices and grain-export concentration: the fragility in the food system.</w:t>
       </w:r>
-    </w:p>
-    <w:p>
-      <w:pPr>
-        <w:pStyle w:val="Normal"/>
-        <w:rPr/>
-      </w:pPr>
-      <w:r>
-        <w:rPr/>
-      </w:r>
       <w:r>
         <w:br w:type="page"/>
       </w:r>
@@ -21868,10 +21336,9 @@
     <w:p>
       <w:pPr>
         <w:pStyle w:val="Heading1"/>
-        <w:spacing w:before="0" w:after="160"/>
-        <w:rPr/>
-      </w:pPr>
-      <w:bookmarkStart w:id="31" w:name="__RefHeading___Toc2410_1103988893"/>
+        <w:rPr/>
+      </w:pPr>
+      <w:bookmarkStart w:id="31" w:name="__RefHeading___Toc2416_88360745"/>
       <w:bookmarkEnd w:id="31"/>
       <w:r>
         <w:rPr/>
@@ -21899,15 +21366,6 @@
         <w:rPr/>
         <w:t>This brief is deliberately organized by mechanism rather than by headline, and that lens is itself a claim: that these twenty-one risks are best understood as five layers of one system whose real danger lies in their correlations. That framing could be wrong in either direction — a shock could stay contained in one layer, or a connection we have not drawn could matter more than the ones we have. The material is informational analysis, not investment, legal or financial advice; it points to what to watch and why things relate, and leaves the decisions to you.</w:t>
       </w:r>
-    </w:p>
-    <w:p>
-      <w:pPr>
-        <w:pStyle w:val="Normal"/>
-        <w:rPr/>
-      </w:pPr>
-      <w:r>
-        <w:rPr/>
-      </w:r>
       <w:r>
         <w:br w:type="page"/>
       </w:r>
@@ -21915,10 +21373,9 @@
     <w:p>
       <w:pPr>
         <w:pStyle w:val="Heading1"/>
-        <w:spacing w:before="0" w:after="160"/>
-        <w:rPr/>
-      </w:pPr>
-      <w:bookmarkStart w:id="32" w:name="__RefHeading___Toc2412_1103988893"/>
+        <w:rPr/>
+      </w:pPr>
+      <w:bookmarkStart w:id="32" w:name="__RefHeading___Toc2418_88360745"/>
       <w:bookmarkEnd w:id="32"/>
       <w:r>
         <w:rPr/>
@@ -22194,15 +21651,6 @@
         <w:rPr/>
         <w:t>the queue and physical process for connecting new power demand or supply to the electricity grid; a binding bottleneck for AI data centers.</w:t>
       </w:r>
-    </w:p>
-    <w:p>
-      <w:pPr>
-        <w:pStyle w:val="Normal"/>
-        <w:rPr/>
-      </w:pPr>
-      <w:r>
-        <w:rPr/>
-      </w:r>
       <w:r>
         <w:br w:type="page"/>
       </w:r>
@@ -22210,10 +21658,9 @@
     <w:p>
       <w:pPr>
         <w:pStyle w:val="Heading1"/>
-        <w:spacing w:before="0" w:after="160"/>
-        <w:rPr/>
-      </w:pPr>
-      <w:bookmarkStart w:id="33" w:name="__RefHeading___Toc2414_1103988893"/>
+        <w:rPr/>
+      </w:pPr>
+      <w:bookmarkStart w:id="33" w:name="__RefHeading___Toc2420_88360745"/>
       <w:bookmarkEnd w:id="33"/>
       <w:r>
         <w:rPr/>
@@ -24755,7 +24202,7 @@
     </w:r>
     <w:r>
       <w:rPr/>
-      <w:t>92</w:t>
+      <w:t>70</w:t>
     </w:r>
     <w:r>
       <w:rPr/>
@@ -24794,7 +24241,7 @@
     </w:r>
     <w:r>
       <w:rPr/>
-      <w:t>92</w:t>
+      <w:t>70</w:t>
     </w:r>
     <w:r>
       <w:rPr/>
